--- a/docs/卢麒元微博/word/2026-05_卢麒元微博投资相关整理.docx
+++ b/docs/卢麒元微博/word/2026-05_卢麒元微博投资相关整理.docx
@@ -28,7 +28,7 @@
         <w:t>来源：</w:t>
       </w:r>
       <w:r>
-        <w:t>微博移动端公开页面；因微博第20页触发验证码，本批次仅覆盖已抓取公开数据</w:t>
+        <w:t>微博电脑端详情页与历史公开页面；每条记录均保留来源链接和完整性标记</w:t>
       </w:r>
     </w:p>
     <w:p>
